--- a/Берестин/Технология разработки и защиты БД/Отчет_13.04.docx
+++ b/Берестин/Технология разработки и защиты БД/Отчет_13.04.docx
@@ -1,6 +1,6 @@
 
 <file path=word/document.xml><?xml version="1.0" encoding="utf-8"?>
-<w:document xmlns:wpc="http://schemas.microsoft.com/office/word/2010/wordprocessingCanvas" xmlns:cx="http://schemas.microsoft.com/office/drawing/2014/chartex" xmlns:cx1="http://schemas.microsoft.com/office/drawing/2015/9/8/chartex" xmlns:cx2="http://schemas.microsoft.com/office/drawing/2015/10/21/chartex" xmlns:cx3="http://schemas.microsoft.com/office/drawing/2016/5/9/chartex" xmlns:cx4="http://schemas.microsoft.com/office/drawing/2016/5/10/chartex" xmlns:cx5="http://schemas.microsoft.com/office/drawing/2016/5/11/chartex" xmlns:cx6="http://schemas.microsoft.com/office/drawing/2016/5/12/chartex" xmlns:cx7="http://schemas.microsoft.com/office/drawing/2016/5/13/chartex" xmlns:cx8="http://schemas.microsoft.com/office/drawing/2016/5/14/chartex" xmlns:mc="http://schemas.openxmlformats.org/markup-compatibility/2006" xmlns:aink="http://schemas.microsoft.com/office/drawing/2016/ink" xmlns:am3d="http://schemas.microsoft.com/office/drawing/2017/model3d" xmlns:o="urn:schemas-microsoft-com:office:office" xmlns:r="http://schemas.openxmlformats.org/officeDocument/2006/relationships" xmlns:m="http://schemas.openxmlformats.org/officeDocument/2006/math" xmlns:v="urn:schemas-microsoft-com:vml" xmlns:wp14="http://schemas.microsoft.com/office/word/2010/wordprocessingDrawing" xmlns:wp="http://schemas.openxmlformats.org/drawingml/2006/wordprocessingDrawing" xmlns:w10="urn:schemas-microsoft-com:office:word" xmlns:w="http://schemas.openxmlformats.org/wordprocessingml/2006/main" xmlns:w14="http://schemas.microsoft.com/office/word/2010/wordml" xmlns:w15="http://schemas.microsoft.com/office/word/2012/wordml" xmlns:w16cex="http://schemas.microsoft.com/office/word/2018/wordml/cex" xmlns:w16cid="http://schemas.microsoft.com/office/word/2016/wordml/cid" xmlns:w16="http://schemas.microsoft.com/office/word/2018/wordml" xmlns:w16sdtdh="http://schemas.microsoft.com/office/word/2020/wordml/sdtdatahash" xmlns:w16se="http://schemas.microsoft.com/office/word/2015/wordml/symex" xmlns:wpg="http://schemas.microsoft.com/office/word/2010/wordprocessingGroup" xmlns:wpi="http://schemas.microsoft.com/office/word/2010/wordprocessingInk" xmlns:wne="http://schemas.microsoft.com/office/word/2006/wordml" xmlns:wps="http://schemas.microsoft.com/office/word/2010/wordprocessingShape" mc:Ignorable="w14 w15 w16se w16cid w16 w16cex w16sdtdh wp14">
+<w:document xmlns:wpc="http://schemas.microsoft.com/office/word/2010/wordprocessingCanvas" xmlns:cx="http://schemas.microsoft.com/office/drawing/2014/chartex" xmlns:cx1="http://schemas.microsoft.com/office/drawing/2015/9/8/chartex" xmlns:cx2="http://schemas.microsoft.com/office/drawing/2015/10/21/chartex" xmlns:cx3="http://schemas.microsoft.com/office/drawing/2016/5/9/chartex" xmlns:cx4="http://schemas.microsoft.com/office/drawing/2016/5/10/chartex" xmlns:cx5="http://schemas.microsoft.com/office/drawing/2016/5/11/chartex" xmlns:cx6="http://schemas.microsoft.com/office/drawing/2016/5/12/chartex" xmlns:cx7="http://schemas.microsoft.com/office/drawing/2016/5/13/chartex" xmlns:cx8="http://schemas.microsoft.com/office/drawing/2016/5/14/chartex" xmlns:mc="http://schemas.openxmlformats.org/markup-compatibility/2006" xmlns:aink="http://schemas.microsoft.com/office/drawing/2016/ink" xmlns:am3d="http://schemas.microsoft.com/office/drawing/2017/model3d" xmlns:o="urn:schemas-microsoft-com:office:office" xmlns:r="http://schemas.openxmlformats.org/officeDocument/2006/relationships" xmlns:m="http://schemas.openxmlformats.org/officeDocument/2006/math" xmlns:v="urn:schemas-microsoft-com:vml" xmlns:wp14="http://schemas.microsoft.com/office/word/2010/wordprocessingDrawing" xmlns:wp="http://schemas.openxmlformats.org/drawingml/2006/wordprocessingDrawing" xmlns:w10="urn:schemas-microsoft-com:office:word" xmlns:w="http://schemas.openxmlformats.org/wordprocessingml/2006/main" xmlns:w14="http://schemas.microsoft.com/office/word/2010/wordml" xmlns:w15="http://schemas.microsoft.com/office/word/2012/wordml" xmlns:w16cex="http://schemas.microsoft.com/office/word/2018/wordml/cex" xmlns:w16cid="http://schemas.microsoft.com/office/word/2016/wordml/cid" xmlns:w16="http://schemas.microsoft.com/office/word/2018/wordml" xmlns:w16se="http://schemas.microsoft.com/office/word/2015/wordml/symex" xmlns:wpg="http://schemas.microsoft.com/office/word/2010/wordprocessingGroup" xmlns:wpi="http://schemas.microsoft.com/office/word/2010/wordprocessingInk" xmlns:wne="http://schemas.microsoft.com/office/word/2006/wordml" xmlns:wps="http://schemas.microsoft.com/office/word/2010/wordprocessingShape" mc:Ignorable="w14 w15 w16se w16cid w16 w16cex wp14">
   <w:body>
     <w:p>
       <w:pPr>
@@ -24,6 +24,62 @@
       </w:pPr>
     </w:p>
     <w:p>
+      <w:r>
+        <w:t xml:space="preserve">Запрос 1: выбирает из объединённых таблиц recipes и </w:t>
+      </w:r>
+      <w:proofErr w:type="spellStart"/>
+      <w:r>
+        <w:t>authors</w:t>
+      </w:r>
+      <w:proofErr w:type="spellEnd"/>
+      <w:r>
+        <w:t xml:space="preserve"> название рецепта, его сложность, полное имя автора, вес рецепта, а также вычисляемый столбец, увеличивающий вес на 10% (weight * 1.1). Условия отбора включают оператор сравнения «=» для сложности ('</w:t>
+      </w:r>
+      <w:proofErr w:type="spellStart"/>
+      <w:r>
+        <w:t>Medium</w:t>
+      </w:r>
+      <w:proofErr w:type="spellEnd"/>
+      <w:r>
+        <w:t>'), оператор «&gt;» для веса рецепта (больше 1.0) и оператор LIKE без специальных символов для точного совпадения имени автора ('</w:t>
+      </w:r>
+      <w:proofErr w:type="spellStart"/>
+      <w:r>
+        <w:t>John</w:t>
+      </w:r>
+      <w:proofErr w:type="spellEnd"/>
+      <w:r>
+        <w:t xml:space="preserve"> </w:t>
+      </w:r>
+      <w:proofErr w:type="spellStart"/>
+      <w:r>
+        <w:t>Smith</w:t>
+      </w:r>
+      <w:proofErr w:type="spellEnd"/>
+      <w:r>
+        <w:t xml:space="preserve">'). Таким образом, запрос возвращает рецепты средней сложности весом более одного килограмма, созданные автором </w:t>
+      </w:r>
+      <w:proofErr w:type="spellStart"/>
+      <w:r>
+        <w:t>John</w:t>
+      </w:r>
+      <w:proofErr w:type="spellEnd"/>
+      <w:r>
+        <w:t xml:space="preserve"> </w:t>
+      </w:r>
+      <w:proofErr w:type="spellStart"/>
+      <w:r>
+        <w:t>Smith</w:t>
+      </w:r>
+      <w:proofErr w:type="spellEnd"/>
+      <w:r>
+        <w:t>, и показывает их вес с наценкой.</w:t>
+      </w:r>
+      <w:r>
+        <w:t xml:space="preserve"> Ниже представлен сам запрос:</w:t>
+      </w:r>
+    </w:p>
+    <w:p>
       <w:pPr>
         <w:rPr>
           <w:lang w:val="en-US"/>
@@ -343,11 +399,1081 @@
       </w:r>
     </w:p>
     <w:p>
-      <w:pPr>
-        <w:rPr>
-          <w:lang w:val="en-US"/>
-        </w:rPr>
-      </w:pPr>
+      <w:r>
+        <w:t>Запрос 2: соединяет три таблицы (</w:t>
+      </w:r>
+      <w:r>
+        <w:rPr>
+          <w:lang w:val="en-US"/>
+        </w:rPr>
+        <w:t>ingredient</w:t>
+      </w:r>
+      <w:r>
+        <w:t>_</w:t>
+      </w:r>
+      <w:r>
+        <w:rPr>
+          <w:lang w:val="en-US"/>
+        </w:rPr>
+        <w:t>recipe</w:t>
+      </w:r>
+      <w:r>
+        <w:t xml:space="preserve">, </w:t>
+      </w:r>
+      <w:r>
+        <w:rPr>
+          <w:lang w:val="en-US"/>
+        </w:rPr>
+        <w:t>ingredients</w:t>
+      </w:r>
+      <w:r>
+        <w:t xml:space="preserve">, </w:t>
+      </w:r>
+      <w:r>
+        <w:rPr>
+          <w:lang w:val="en-US"/>
+        </w:rPr>
+        <w:t>recipes</w:t>
+      </w:r>
+      <w:r>
+        <w:t xml:space="preserve">) и извлекает название ингредиента, его вес, название рецепта, время приготовления и предикат сравнения </w:t>
+      </w:r>
+      <w:r>
+        <w:rPr>
+          <w:lang w:val="en-US"/>
+        </w:rPr>
+        <w:t>ingredients</w:t>
+      </w:r>
+      <w:r>
+        <w:t>.</w:t>
+      </w:r>
+      <w:r>
+        <w:rPr>
+          <w:lang w:val="en-US"/>
+        </w:rPr>
+        <w:t>weight</w:t>
+      </w:r>
+      <w:r>
+        <w:t xml:space="preserve"> &gt; 200, который возвращает булево значение (1 или 0), показывающее, является ли ингредиент тяжёлым (вес более 200 граммов). В разделе </w:t>
+      </w:r>
+      <w:r>
+        <w:rPr>
+          <w:lang w:val="en-US"/>
+        </w:rPr>
+        <w:t>WHERE</w:t>
+      </w:r>
+      <w:r>
+        <w:t xml:space="preserve"> используются операторы сравнения «&gt;=» и «&lt;=» для ограничения веса ингредиента диапазоном от 100 до 500 граммов, оператор </w:t>
+      </w:r>
+      <w:r>
+        <w:rPr>
+          <w:lang w:val="en-US"/>
+        </w:rPr>
+        <w:t>NOT</w:t>
+      </w:r>
+      <w:r>
+        <w:t xml:space="preserve"> </w:t>
+      </w:r>
+      <w:r>
+        <w:rPr>
+          <w:lang w:val="en-US"/>
+        </w:rPr>
+        <w:t>LIKE</w:t>
+      </w:r>
+      <w:r>
+        <w:t xml:space="preserve"> со специальным символом «%» для исключения ингредиентов, содержащих в названии подстроку '</w:t>
+      </w:r>
+      <w:r>
+        <w:rPr>
+          <w:lang w:val="en-US"/>
+        </w:rPr>
+        <w:t>pepper</w:t>
+      </w:r>
+      <w:r>
+        <w:t xml:space="preserve">' </w:t>
+      </w:r>
+      <w:r>
+        <w:lastRenderedPageBreak/>
+        <w:t xml:space="preserve">(например, </w:t>
+      </w:r>
+      <w:r>
+        <w:rPr>
+          <w:lang w:val="en-US"/>
+        </w:rPr>
+        <w:t>Bell</w:t>
+      </w:r>
+      <w:r>
+        <w:t xml:space="preserve"> </w:t>
+      </w:r>
+      <w:r>
+        <w:rPr>
+          <w:lang w:val="en-US"/>
+        </w:rPr>
+        <w:t>Pepper</w:t>
+      </w:r>
+      <w:r>
+        <w:t xml:space="preserve"> или </w:t>
+      </w:r>
+      <w:r>
+        <w:rPr>
+          <w:lang w:val="en-US"/>
+        </w:rPr>
+        <w:t>Black</w:t>
+      </w:r>
+      <w:r>
+        <w:t xml:space="preserve"> </w:t>
+      </w:r>
+      <w:r>
+        <w:rPr>
+          <w:lang w:val="en-US"/>
+        </w:rPr>
+        <w:t>Pepper</w:t>
+      </w:r>
+      <w:r>
+        <w:t xml:space="preserve">), а также операторы «&gt;=» и «&lt;=» для времени приготовления рецепта (от 20 до 60 минут). </w:t>
+      </w:r>
+      <w:r>
+        <w:t xml:space="preserve">Запрос демонстрирует шаблон </w:t>
+      </w:r>
+      <w:r>
+        <w:rPr>
+          <w:lang w:val="en-US"/>
+        </w:rPr>
+        <w:t>NOT</w:t>
+      </w:r>
+      <w:r>
+        <w:t xml:space="preserve"> </w:t>
+      </w:r>
+      <w:r>
+        <w:rPr>
+          <w:lang w:val="en-US"/>
+        </w:rPr>
+        <w:t>LIKE</w:t>
+      </w:r>
+      <w:r>
+        <w:t xml:space="preserve"> и вычисляемый предикат.</w:t>
+      </w:r>
+      <w:r>
+        <w:t xml:space="preserve"> </w:t>
+      </w:r>
+      <w:r>
+        <w:t>Ниже представлен сам запрос:</w:t>
+      </w:r>
+      <w:bookmarkStart w:id="0" w:name="_GoBack"/>
+      <w:bookmarkEnd w:id="0"/>
+    </w:p>
+    <w:p>
+      <w:pPr>
+        <w:rPr>
+          <w:lang w:val="en-US"/>
+        </w:rPr>
+      </w:pPr>
+      <w:r>
+        <w:rPr>
+          <w:lang w:val="en-US"/>
+        </w:rPr>
+        <w:t xml:space="preserve">SELECT </w:t>
+      </w:r>
+    </w:p>
+    <w:p>
+      <w:pPr>
+        <w:rPr>
+          <w:lang w:val="en-US"/>
+        </w:rPr>
+      </w:pPr>
+      <w:r>
+        <w:rPr>
+          <w:lang w:val="en-US"/>
+        </w:rPr>
+        <w:t xml:space="preserve">  </w:t>
+      </w:r>
+      <w:proofErr w:type="spellStart"/>
+      <w:proofErr w:type="gramStart"/>
+      <w:r>
+        <w:rPr>
+          <w:lang w:val="en-US"/>
+        </w:rPr>
+        <w:t>ingredients.title</w:t>
+      </w:r>
+      <w:proofErr w:type="spellEnd"/>
+      <w:proofErr w:type="gramEnd"/>
+      <w:r>
+        <w:rPr>
+          <w:lang w:val="en-US"/>
+        </w:rPr>
+        <w:t xml:space="preserve"> AS </w:t>
+      </w:r>
+      <w:proofErr w:type="spellStart"/>
+      <w:r>
+        <w:rPr>
+          <w:lang w:val="en-US"/>
+        </w:rPr>
+        <w:t>ingredient_name</w:t>
+      </w:r>
+      <w:proofErr w:type="spellEnd"/>
+      <w:r>
+        <w:rPr>
+          <w:lang w:val="en-US"/>
+        </w:rPr>
+        <w:t>,</w:t>
+      </w:r>
+    </w:p>
+    <w:p>
+      <w:pPr>
+        <w:rPr>
+          <w:lang w:val="en-US"/>
+        </w:rPr>
+      </w:pPr>
+      <w:r>
+        <w:rPr>
+          <w:lang w:val="en-US"/>
+        </w:rPr>
+        <w:t xml:space="preserve">  </w:t>
+      </w:r>
+      <w:proofErr w:type="spellStart"/>
+      <w:proofErr w:type="gramStart"/>
+      <w:r>
+        <w:rPr>
+          <w:lang w:val="en-US"/>
+        </w:rPr>
+        <w:t>ingredients.weight</w:t>
+      </w:r>
+      <w:proofErr w:type="spellEnd"/>
+      <w:proofErr w:type="gramEnd"/>
+      <w:r>
+        <w:rPr>
+          <w:lang w:val="en-US"/>
+        </w:rPr>
+        <w:t>,</w:t>
+      </w:r>
+    </w:p>
+    <w:p>
+      <w:pPr>
+        <w:rPr>
+          <w:lang w:val="en-US"/>
+        </w:rPr>
+      </w:pPr>
+      <w:r>
+        <w:rPr>
+          <w:lang w:val="en-US"/>
+        </w:rPr>
+        <w:t xml:space="preserve">  </w:t>
+      </w:r>
+      <w:proofErr w:type="spellStart"/>
+      <w:proofErr w:type="gramStart"/>
+      <w:r>
+        <w:rPr>
+          <w:lang w:val="en-US"/>
+        </w:rPr>
+        <w:t>recipes.title</w:t>
+      </w:r>
+      <w:proofErr w:type="spellEnd"/>
+      <w:proofErr w:type="gramEnd"/>
+      <w:r>
+        <w:rPr>
+          <w:lang w:val="en-US"/>
+        </w:rPr>
+        <w:t xml:space="preserve"> AS </w:t>
+      </w:r>
+      <w:proofErr w:type="spellStart"/>
+      <w:r>
+        <w:rPr>
+          <w:lang w:val="en-US"/>
+        </w:rPr>
+        <w:t>recipe_title</w:t>
+      </w:r>
+      <w:proofErr w:type="spellEnd"/>
+      <w:r>
+        <w:rPr>
+          <w:lang w:val="en-US"/>
+        </w:rPr>
+        <w:t>,</w:t>
+      </w:r>
+    </w:p>
+    <w:p>
+      <w:pPr>
+        <w:rPr>
+          <w:lang w:val="en-US"/>
+        </w:rPr>
+      </w:pPr>
+      <w:r>
+        <w:rPr>
+          <w:lang w:val="en-US"/>
+        </w:rPr>
+        <w:t xml:space="preserve">  </w:t>
+      </w:r>
+      <w:proofErr w:type="spellStart"/>
+      <w:proofErr w:type="gramStart"/>
+      <w:r>
+        <w:rPr>
+          <w:lang w:val="en-US"/>
+        </w:rPr>
+        <w:t>recipes.cooking</w:t>
+      </w:r>
+      <w:proofErr w:type="gramEnd"/>
+      <w:r>
+        <w:rPr>
+          <w:lang w:val="en-US"/>
+        </w:rPr>
+        <w:t>_time</w:t>
+      </w:r>
+      <w:proofErr w:type="spellEnd"/>
+      <w:r>
+        <w:rPr>
+          <w:lang w:val="en-US"/>
+        </w:rPr>
+        <w:t>,</w:t>
+      </w:r>
+    </w:p>
+    <w:p>
+      <w:pPr>
+        <w:rPr>
+          <w:lang w:val="en-US"/>
+        </w:rPr>
+      </w:pPr>
+      <w:r>
+        <w:rPr>
+          <w:lang w:val="en-US"/>
+        </w:rPr>
+        <w:t xml:space="preserve">  </w:t>
+      </w:r>
+      <w:proofErr w:type="spellStart"/>
+      <w:proofErr w:type="gramStart"/>
+      <w:r>
+        <w:rPr>
+          <w:lang w:val="en-US"/>
+        </w:rPr>
+        <w:t>ingredients.weight</w:t>
+      </w:r>
+      <w:proofErr w:type="spellEnd"/>
+      <w:proofErr w:type="gramEnd"/>
+      <w:r>
+        <w:rPr>
+          <w:lang w:val="en-US"/>
+        </w:rPr>
+        <w:t xml:space="preserve"> &gt; 200 AS </w:t>
+      </w:r>
+      <w:proofErr w:type="spellStart"/>
+      <w:r>
+        <w:rPr>
+          <w:lang w:val="en-US"/>
+        </w:rPr>
+        <w:t>is_heavy</w:t>
+      </w:r>
+      <w:proofErr w:type="spellEnd"/>
+    </w:p>
+    <w:p>
+      <w:pPr>
+        <w:rPr>
+          <w:lang w:val="en-US"/>
+        </w:rPr>
+      </w:pPr>
+      <w:r>
+        <w:rPr>
+          <w:lang w:val="en-US"/>
+        </w:rPr>
+        <w:t xml:space="preserve">FROM </w:t>
+      </w:r>
+      <w:proofErr w:type="spellStart"/>
+      <w:r>
+        <w:rPr>
+          <w:lang w:val="en-US"/>
+        </w:rPr>
+        <w:t>ingredient_recipe</w:t>
+      </w:r>
+      <w:proofErr w:type="spellEnd"/>
+    </w:p>
+    <w:p>
+      <w:pPr>
+        <w:rPr>
+          <w:lang w:val="en-US"/>
+        </w:rPr>
+      </w:pPr>
+      <w:r>
+        <w:rPr>
+          <w:lang w:val="en-US"/>
+        </w:rPr>
+        <w:t xml:space="preserve">JOIN ingredients ON </w:t>
+      </w:r>
+      <w:proofErr w:type="spellStart"/>
+      <w:r>
+        <w:rPr>
+          <w:lang w:val="en-US"/>
+        </w:rPr>
+        <w:t>ingredient_</w:t>
+      </w:r>
+      <w:proofErr w:type="gramStart"/>
+      <w:r>
+        <w:rPr>
+          <w:lang w:val="en-US"/>
+        </w:rPr>
+        <w:t>recipe.ingredient</w:t>
+      </w:r>
+      <w:proofErr w:type="gramEnd"/>
+      <w:r>
+        <w:rPr>
+          <w:lang w:val="en-US"/>
+        </w:rPr>
+        <w:t>_id</w:t>
+      </w:r>
+      <w:proofErr w:type="spellEnd"/>
+      <w:r>
+        <w:rPr>
+          <w:lang w:val="en-US"/>
+        </w:rPr>
+        <w:t xml:space="preserve"> = ingredients.id</w:t>
+      </w:r>
+    </w:p>
+    <w:p>
+      <w:pPr>
+        <w:rPr>
+          <w:lang w:val="en-US"/>
+        </w:rPr>
+      </w:pPr>
+      <w:r>
+        <w:rPr>
+          <w:lang w:val="en-US"/>
+        </w:rPr>
+        <w:t xml:space="preserve">JOIN recipes ON </w:t>
+      </w:r>
+      <w:proofErr w:type="spellStart"/>
+      <w:r>
+        <w:rPr>
+          <w:lang w:val="en-US"/>
+        </w:rPr>
+        <w:t>ingredient_</w:t>
+      </w:r>
+      <w:proofErr w:type="gramStart"/>
+      <w:r>
+        <w:rPr>
+          <w:lang w:val="en-US"/>
+        </w:rPr>
+        <w:t>recipe.recipe</w:t>
+      </w:r>
+      <w:proofErr w:type="gramEnd"/>
+      <w:r>
+        <w:rPr>
+          <w:lang w:val="en-US"/>
+        </w:rPr>
+        <w:t>_id</w:t>
+      </w:r>
+      <w:proofErr w:type="spellEnd"/>
+      <w:r>
+        <w:rPr>
+          <w:lang w:val="en-US"/>
+        </w:rPr>
+        <w:t xml:space="preserve"> = recipes.id</w:t>
+      </w:r>
+    </w:p>
+    <w:p>
+      <w:pPr>
+        <w:rPr>
+          <w:lang w:val="en-US"/>
+        </w:rPr>
+      </w:pPr>
+      <w:r>
+        <w:rPr>
+          <w:lang w:val="en-US"/>
+        </w:rPr>
+        <w:t xml:space="preserve">WHERE </w:t>
+      </w:r>
+      <w:proofErr w:type="spellStart"/>
+      <w:proofErr w:type="gramStart"/>
+      <w:r>
+        <w:rPr>
+          <w:lang w:val="en-US"/>
+        </w:rPr>
+        <w:t>ingredients.weight</w:t>
+      </w:r>
+      <w:proofErr w:type="spellEnd"/>
+      <w:proofErr w:type="gramEnd"/>
+      <w:r>
+        <w:rPr>
+          <w:lang w:val="en-US"/>
+        </w:rPr>
+        <w:t xml:space="preserve"> &gt;= 100</w:t>
+      </w:r>
+    </w:p>
+    <w:p>
+      <w:pPr>
+        <w:rPr>
+          <w:lang w:val="en-US"/>
+        </w:rPr>
+      </w:pPr>
+      <w:r>
+        <w:rPr>
+          <w:lang w:val="en-US"/>
+        </w:rPr>
+        <w:t xml:space="preserve">  AND </w:t>
+      </w:r>
+      <w:proofErr w:type="spellStart"/>
+      <w:proofErr w:type="gramStart"/>
+      <w:r>
+        <w:rPr>
+          <w:lang w:val="en-US"/>
+        </w:rPr>
+        <w:t>ingredients.weight</w:t>
+      </w:r>
+      <w:proofErr w:type="spellEnd"/>
+      <w:proofErr w:type="gramEnd"/>
+      <w:r>
+        <w:rPr>
+          <w:lang w:val="en-US"/>
+        </w:rPr>
+        <w:t xml:space="preserve"> &lt;= 500</w:t>
+      </w:r>
+    </w:p>
+    <w:p>
+      <w:pPr>
+        <w:rPr>
+          <w:lang w:val="en-US"/>
+        </w:rPr>
+      </w:pPr>
+      <w:r>
+        <w:rPr>
+          <w:lang w:val="en-US"/>
+        </w:rPr>
+        <w:t xml:space="preserve">  AND </w:t>
+      </w:r>
+      <w:proofErr w:type="spellStart"/>
+      <w:proofErr w:type="gramStart"/>
+      <w:r>
+        <w:rPr>
+          <w:lang w:val="en-US"/>
+        </w:rPr>
+        <w:t>ingredients.title</w:t>
+      </w:r>
+      <w:proofErr w:type="spellEnd"/>
+      <w:proofErr w:type="gramEnd"/>
+      <w:r>
+        <w:rPr>
+          <w:lang w:val="en-US"/>
+        </w:rPr>
+        <w:t xml:space="preserve"> NOT LIKE '%pepper%'</w:t>
+      </w:r>
+    </w:p>
+    <w:p>
+      <w:pPr>
+        <w:rPr>
+          <w:lang w:val="en-US"/>
+        </w:rPr>
+      </w:pPr>
+      <w:r>
+        <w:rPr>
+          <w:lang w:val="en-US"/>
+        </w:rPr>
+        <w:t xml:space="preserve">  AND </w:t>
+      </w:r>
+      <w:proofErr w:type="spellStart"/>
+      <w:proofErr w:type="gramStart"/>
+      <w:r>
+        <w:rPr>
+          <w:lang w:val="en-US"/>
+        </w:rPr>
+        <w:t>recipes.cooking</w:t>
+      </w:r>
+      <w:proofErr w:type="gramEnd"/>
+      <w:r>
+        <w:rPr>
+          <w:lang w:val="en-US"/>
+        </w:rPr>
+        <w:t>_time</w:t>
+      </w:r>
+      <w:proofErr w:type="spellEnd"/>
+      <w:r>
+        <w:rPr>
+          <w:lang w:val="en-US"/>
+        </w:rPr>
+        <w:t xml:space="preserve"> &gt;= 20</w:t>
+      </w:r>
+    </w:p>
+    <w:p>
+      <w:pPr>
+        <w:rPr>
+          <w:lang w:val="en-US"/>
+        </w:rPr>
+      </w:pPr>
+      <w:r>
+        <w:rPr>
+          <w:lang w:val="en-US"/>
+        </w:rPr>
+        <w:t xml:space="preserve">  AND </w:t>
+      </w:r>
+      <w:proofErr w:type="spellStart"/>
+      <w:proofErr w:type="gramStart"/>
+      <w:r>
+        <w:rPr>
+          <w:lang w:val="en-US"/>
+        </w:rPr>
+        <w:t>recipes.cooking</w:t>
+      </w:r>
+      <w:proofErr w:type="gramEnd"/>
+      <w:r>
+        <w:rPr>
+          <w:lang w:val="en-US"/>
+        </w:rPr>
+        <w:t>_time</w:t>
+      </w:r>
+      <w:proofErr w:type="spellEnd"/>
+      <w:r>
+        <w:rPr>
+          <w:lang w:val="en-US"/>
+        </w:rPr>
+        <w:t xml:space="preserve"> &lt;= 60;</w:t>
+      </w:r>
+    </w:p>
+    <w:p>
+      <w:r>
+        <w:t>Запрос 3: также использует связь трёх таблиц и выбирает название рецепта, его вес, сложность, вычисляемый столбец, полученный конкатенацией названия рецепта и его сложности через пробел, дефис и пробел (</w:t>
+      </w:r>
+      <w:r>
+        <w:rPr>
+          <w:lang w:val="en-US"/>
+        </w:rPr>
+        <w:t>title</w:t>
+      </w:r>
+      <w:r>
+        <w:t xml:space="preserve"> || ' - ' || </w:t>
+      </w:r>
+      <w:r>
+        <w:rPr>
+          <w:lang w:val="en-US"/>
+        </w:rPr>
+        <w:t>complexity</w:t>
+      </w:r>
+      <w:r>
+        <w:t>), а также категорию ингредиента. Условия фильтрации включают оператор «&lt;» для веса рецепта (меньше 400 граммов), оператор «&lt;&gt;» для категории ингредиента (не равна '</w:t>
+      </w:r>
+      <w:r>
+        <w:rPr>
+          <w:lang w:val="en-US"/>
+        </w:rPr>
+        <w:t>Dairy</w:t>
+      </w:r>
+      <w:r>
+        <w:t xml:space="preserve">') и оператор </w:t>
+      </w:r>
+      <w:r>
+        <w:rPr>
+          <w:lang w:val="en-US"/>
+        </w:rPr>
+        <w:t>LIKE</w:t>
+      </w:r>
+      <w:r>
+        <w:t xml:space="preserve"> со специальным символом «%» для отбора рецептов, название которых начинается с '</w:t>
+      </w:r>
+      <w:r>
+        <w:rPr>
+          <w:lang w:val="en-US"/>
+        </w:rPr>
+        <w:t>Tacos</w:t>
+      </w:r>
+      <w:r>
+        <w:t>' (шаблон '</w:t>
+      </w:r>
+      <w:r>
+        <w:rPr>
+          <w:lang w:val="en-US"/>
+        </w:rPr>
+        <w:t>Tacos</w:t>
+      </w:r>
+      <w:r>
+        <w:t>%'). Запрос возвращает все ингредиенты для рецептов, начинающихся на «</w:t>
+      </w:r>
+      <w:r>
+        <w:rPr>
+          <w:lang w:val="en-US"/>
+        </w:rPr>
+        <w:t>Tacos</w:t>
+      </w:r>
+      <w:r>
+        <w:t>», исключая молочные продукты, и формирует информационную строку о каждом рецепте.</w:t>
+      </w:r>
+    </w:p>
+    <w:p>
+      <w:pPr>
+        <w:rPr>
+          <w:lang w:val="en-US"/>
+        </w:rPr>
+      </w:pPr>
+      <w:r>
+        <w:rPr>
+          <w:lang w:val="en-US"/>
+        </w:rPr>
+        <w:t xml:space="preserve">SELECT </w:t>
+      </w:r>
+    </w:p>
+    <w:p>
+      <w:pPr>
+        <w:rPr>
+          <w:lang w:val="en-US"/>
+        </w:rPr>
+      </w:pPr>
+      <w:r>
+        <w:rPr>
+          <w:lang w:val="en-US"/>
+        </w:rPr>
+        <w:t xml:space="preserve">  </w:t>
+      </w:r>
+      <w:proofErr w:type="spellStart"/>
+      <w:proofErr w:type="gramStart"/>
+      <w:r>
+        <w:rPr>
+          <w:lang w:val="en-US"/>
+        </w:rPr>
+        <w:t>recipes.title</w:t>
+      </w:r>
+      <w:proofErr w:type="spellEnd"/>
+      <w:proofErr w:type="gramEnd"/>
+      <w:r>
+        <w:rPr>
+          <w:lang w:val="en-US"/>
+        </w:rPr>
+        <w:t xml:space="preserve"> AS </w:t>
+      </w:r>
+      <w:proofErr w:type="spellStart"/>
+      <w:r>
+        <w:rPr>
+          <w:lang w:val="en-US"/>
+        </w:rPr>
+        <w:t>recipe_title</w:t>
+      </w:r>
+      <w:proofErr w:type="spellEnd"/>
+      <w:r>
+        <w:rPr>
+          <w:lang w:val="en-US"/>
+        </w:rPr>
+        <w:t>,</w:t>
+      </w:r>
+    </w:p>
+    <w:p>
+      <w:pPr>
+        <w:rPr>
+          <w:lang w:val="en-US"/>
+        </w:rPr>
+      </w:pPr>
+      <w:r>
+        <w:rPr>
+          <w:lang w:val="en-US"/>
+        </w:rPr>
+        <w:t xml:space="preserve">  </w:t>
+      </w:r>
+      <w:proofErr w:type="spellStart"/>
+      <w:proofErr w:type="gramStart"/>
+      <w:r>
+        <w:rPr>
+          <w:lang w:val="en-US"/>
+        </w:rPr>
+        <w:t>recipes.weight</w:t>
+      </w:r>
+      <w:proofErr w:type="spellEnd"/>
+      <w:proofErr w:type="gramEnd"/>
+      <w:r>
+        <w:rPr>
+          <w:lang w:val="en-US"/>
+        </w:rPr>
+        <w:t>,</w:t>
+      </w:r>
+    </w:p>
+    <w:p>
+      <w:pPr>
+        <w:rPr>
+          <w:lang w:val="en-US"/>
+        </w:rPr>
+      </w:pPr>
+      <w:r>
+        <w:rPr>
+          <w:lang w:val="en-US"/>
+        </w:rPr>
+        <w:lastRenderedPageBreak/>
+        <w:t xml:space="preserve">  </w:t>
+      </w:r>
+      <w:proofErr w:type="spellStart"/>
+      <w:proofErr w:type="gramStart"/>
+      <w:r>
+        <w:rPr>
+          <w:lang w:val="en-US"/>
+        </w:rPr>
+        <w:t>recipes.complexity</w:t>
+      </w:r>
+      <w:proofErr w:type="spellEnd"/>
+      <w:proofErr w:type="gramEnd"/>
+      <w:r>
+        <w:rPr>
+          <w:lang w:val="en-US"/>
+        </w:rPr>
+        <w:t>,</w:t>
+      </w:r>
+    </w:p>
+    <w:p>
+      <w:pPr>
+        <w:rPr>
+          <w:lang w:val="en-US"/>
+        </w:rPr>
+      </w:pPr>
+      <w:r>
+        <w:rPr>
+          <w:lang w:val="en-US"/>
+        </w:rPr>
+        <w:t xml:space="preserve">  </w:t>
+      </w:r>
+      <w:proofErr w:type="spellStart"/>
+      <w:proofErr w:type="gramStart"/>
+      <w:r>
+        <w:rPr>
+          <w:lang w:val="en-US"/>
+        </w:rPr>
+        <w:t>recipes.title</w:t>
+      </w:r>
+      <w:proofErr w:type="spellEnd"/>
+      <w:proofErr w:type="gramEnd"/>
+      <w:r>
+        <w:rPr>
+          <w:lang w:val="en-US"/>
+        </w:rPr>
+        <w:t xml:space="preserve"> || ' - ' || </w:t>
+      </w:r>
+      <w:proofErr w:type="spellStart"/>
+      <w:r>
+        <w:rPr>
+          <w:lang w:val="en-US"/>
+        </w:rPr>
+        <w:t>recipes.complexity</w:t>
+      </w:r>
+      <w:proofErr w:type="spellEnd"/>
+      <w:r>
+        <w:rPr>
+          <w:lang w:val="en-US"/>
+        </w:rPr>
+        <w:t xml:space="preserve"> AS </w:t>
+      </w:r>
+      <w:proofErr w:type="spellStart"/>
+      <w:r>
+        <w:rPr>
+          <w:lang w:val="en-US"/>
+        </w:rPr>
+        <w:t>recipe_info</w:t>
+      </w:r>
+      <w:proofErr w:type="spellEnd"/>
+      <w:r>
+        <w:rPr>
+          <w:lang w:val="en-US"/>
+        </w:rPr>
+        <w:t>,</w:t>
+      </w:r>
+    </w:p>
+    <w:p>
+      <w:pPr>
+        <w:rPr>
+          <w:lang w:val="en-US"/>
+        </w:rPr>
+      </w:pPr>
+      <w:r>
+        <w:rPr>
+          <w:lang w:val="en-US"/>
+        </w:rPr>
+        <w:t xml:space="preserve">  </w:t>
+      </w:r>
+      <w:proofErr w:type="spellStart"/>
+      <w:proofErr w:type="gramStart"/>
+      <w:r>
+        <w:rPr>
+          <w:lang w:val="en-US"/>
+        </w:rPr>
+        <w:t>ingredients.category</w:t>
+      </w:r>
+      <w:proofErr w:type="spellEnd"/>
+      <w:proofErr w:type="gramEnd"/>
+    </w:p>
+    <w:p>
+      <w:pPr>
+        <w:rPr>
+          <w:lang w:val="en-US"/>
+        </w:rPr>
+      </w:pPr>
+      <w:r>
+        <w:rPr>
+          <w:lang w:val="en-US"/>
+        </w:rPr>
+        <w:t xml:space="preserve">FROM </w:t>
+      </w:r>
+      <w:proofErr w:type="spellStart"/>
+      <w:r>
+        <w:rPr>
+          <w:lang w:val="en-US"/>
+        </w:rPr>
+        <w:t>ingredient_recipe</w:t>
+      </w:r>
+      <w:proofErr w:type="spellEnd"/>
+    </w:p>
+    <w:p>
+      <w:pPr>
+        <w:rPr>
+          <w:lang w:val="en-US"/>
+        </w:rPr>
+      </w:pPr>
+      <w:r>
+        <w:rPr>
+          <w:lang w:val="en-US"/>
+        </w:rPr>
+        <w:t xml:space="preserve">JOIN recipes ON </w:t>
+      </w:r>
+      <w:proofErr w:type="spellStart"/>
+      <w:r>
+        <w:rPr>
+          <w:lang w:val="en-US"/>
+        </w:rPr>
+        <w:t>ingredient_</w:t>
+      </w:r>
+      <w:proofErr w:type="gramStart"/>
+      <w:r>
+        <w:rPr>
+          <w:lang w:val="en-US"/>
+        </w:rPr>
+        <w:t>recipe.recipe</w:t>
+      </w:r>
+      <w:proofErr w:type="gramEnd"/>
+      <w:r>
+        <w:rPr>
+          <w:lang w:val="en-US"/>
+        </w:rPr>
+        <w:t>_id</w:t>
+      </w:r>
+      <w:proofErr w:type="spellEnd"/>
+      <w:r>
+        <w:rPr>
+          <w:lang w:val="en-US"/>
+        </w:rPr>
+        <w:t xml:space="preserve"> = recipes.id</w:t>
+      </w:r>
+    </w:p>
+    <w:p>
+      <w:pPr>
+        <w:rPr>
+          <w:lang w:val="en-US"/>
+        </w:rPr>
+      </w:pPr>
+      <w:r>
+        <w:rPr>
+          <w:lang w:val="en-US"/>
+        </w:rPr>
+        <w:t xml:space="preserve">JOIN ingredients ON </w:t>
+      </w:r>
+      <w:proofErr w:type="spellStart"/>
+      <w:r>
+        <w:rPr>
+          <w:lang w:val="en-US"/>
+        </w:rPr>
+        <w:t>ingredient_</w:t>
+      </w:r>
+      <w:proofErr w:type="gramStart"/>
+      <w:r>
+        <w:rPr>
+          <w:lang w:val="en-US"/>
+        </w:rPr>
+        <w:t>recipe.ingredient</w:t>
+      </w:r>
+      <w:proofErr w:type="gramEnd"/>
+      <w:r>
+        <w:rPr>
+          <w:lang w:val="en-US"/>
+        </w:rPr>
+        <w:t>_id</w:t>
+      </w:r>
+      <w:proofErr w:type="spellEnd"/>
+      <w:r>
+        <w:rPr>
+          <w:lang w:val="en-US"/>
+        </w:rPr>
+        <w:t xml:space="preserve"> = ingredients.id</w:t>
+      </w:r>
+    </w:p>
+    <w:p>
+      <w:pPr>
+        <w:rPr>
+          <w:lang w:val="en-US"/>
+        </w:rPr>
+      </w:pPr>
+      <w:r>
+        <w:rPr>
+          <w:lang w:val="en-US"/>
+        </w:rPr>
+        <w:t xml:space="preserve">WHERE </w:t>
+      </w:r>
+      <w:proofErr w:type="spellStart"/>
+      <w:proofErr w:type="gramStart"/>
+      <w:r>
+        <w:rPr>
+          <w:lang w:val="en-US"/>
+        </w:rPr>
+        <w:t>recipes.weight</w:t>
+      </w:r>
+      <w:proofErr w:type="spellEnd"/>
+      <w:proofErr w:type="gramEnd"/>
+      <w:r>
+        <w:rPr>
+          <w:lang w:val="en-US"/>
+        </w:rPr>
+        <w:t xml:space="preserve"> &lt; 400</w:t>
+      </w:r>
+    </w:p>
+    <w:p>
+      <w:pPr>
+        <w:rPr>
+          <w:lang w:val="en-US"/>
+        </w:rPr>
+      </w:pPr>
+      <w:r>
+        <w:rPr>
+          <w:lang w:val="en-US"/>
+        </w:rPr>
+        <w:t xml:space="preserve">  AND </w:t>
+      </w:r>
+      <w:proofErr w:type="spellStart"/>
+      <w:proofErr w:type="gramStart"/>
+      <w:r>
+        <w:rPr>
+          <w:lang w:val="en-US"/>
+        </w:rPr>
+        <w:t>ingredients.category</w:t>
+      </w:r>
+      <w:proofErr w:type="spellEnd"/>
+      <w:proofErr w:type="gramEnd"/>
+      <w:r>
+        <w:rPr>
+          <w:lang w:val="en-US"/>
+        </w:rPr>
+        <w:t xml:space="preserve"> &lt;&gt; 'Dairy'</w:t>
+      </w:r>
+    </w:p>
+    <w:p>
+      <w:pPr>
+        <w:rPr>
+          <w:lang w:val="en-US"/>
+        </w:rPr>
+      </w:pPr>
+      <w:r>
+        <w:rPr>
+          <w:lang w:val="en-US"/>
+        </w:rPr>
+        <w:t xml:space="preserve">  AND </w:t>
+      </w:r>
+      <w:proofErr w:type="spellStart"/>
+      <w:proofErr w:type="gramStart"/>
+      <w:r>
+        <w:rPr>
+          <w:lang w:val="en-US"/>
+        </w:rPr>
+        <w:t>recipes.title</w:t>
+      </w:r>
+      <w:proofErr w:type="spellEnd"/>
+      <w:proofErr w:type="gramEnd"/>
+      <w:r>
+        <w:rPr>
+          <w:lang w:val="en-US"/>
+        </w:rPr>
+        <w:t xml:space="preserve"> LIKE 'Tacos%';</w:t>
+      </w:r>
     </w:p>
     <w:p>
       <w:pPr>
@@ -367,7 +1493,7 @@
 </file>
 
 <file path=word/styles.xml><?xml version="1.0" encoding="utf-8"?>
-<w:styles xmlns:mc="http://schemas.openxmlformats.org/markup-compatibility/2006" xmlns:r="http://schemas.openxmlformats.org/officeDocument/2006/relationships" xmlns:w="http://schemas.openxmlformats.org/wordprocessingml/2006/main" xmlns:w14="http://schemas.microsoft.com/office/word/2010/wordml" xmlns:w15="http://schemas.microsoft.com/office/word/2012/wordml" xmlns:w16cex="http://schemas.microsoft.com/office/word/2018/wordml/cex" xmlns:w16cid="http://schemas.microsoft.com/office/word/2016/wordml/cid" xmlns:w16="http://schemas.microsoft.com/office/word/2018/wordml" xmlns:w16sdtdh="http://schemas.microsoft.com/office/word/2020/wordml/sdtdatahash" xmlns:w16se="http://schemas.microsoft.com/office/word/2015/wordml/symex" mc:Ignorable="w14 w15 w16se w16cid w16 w16cex w16sdtdh">
+<w:styles xmlns:mc="http://schemas.openxmlformats.org/markup-compatibility/2006" xmlns:r="http://schemas.openxmlformats.org/officeDocument/2006/relationships" xmlns:w="http://schemas.openxmlformats.org/wordprocessingml/2006/main" xmlns:w14="http://schemas.microsoft.com/office/word/2010/wordml" xmlns:w15="http://schemas.microsoft.com/office/word/2012/wordml" xmlns:w16cex="http://schemas.microsoft.com/office/word/2018/wordml/cex" xmlns:w16cid="http://schemas.microsoft.com/office/word/2016/wordml/cid" xmlns:w16="http://schemas.microsoft.com/office/word/2018/wordml" xmlns:w16se="http://schemas.microsoft.com/office/word/2015/wordml/symex" mc:Ignorable="w14 w15 w16se w16cid w16 w16cex">
   <w:docDefaults>
     <w:rPrDefault>
       <w:rPr>
